--- a/docs/AICP_forms_EN.docx
+++ b/docs/AICP_forms_EN.docx
@@ -20,7 +20,7 @@
           <w:bCs/>
           <w:b/>
         </w:rPr>
-        <w:t xml:space="preserve">Curation forms for AI-generated articles</w:t>
+        <w:t xml:space="preserve">Curation forms for AI-generated texts</w:t>
       </w:r>
     </w:p>
     <w:p>
@@ -28,7 +28,7 @@
         <w:pStyle w:val="BodyText"/>
       </w:pPr>
       <w:r>
-        <w:t xml:space="preserve">Six forms, one per phase, to attach to the curated article. An extension of the 5R model (Bain et al., 2002) with a new phase, Reconciling (Costa et al., 2026).</w:t>
+        <w:t xml:space="preserve">Six forms, one per phase, to attach to any text produced with generative AI (article, academic assignment, report, teaching material, outreach text, among others). An extension of the 5R model (Bain et al., 2002) with a new phase, Reconciling (Costa et al., 2026).</w:t>
       </w:r>
     </w:p>
     <w:bookmarkStart w:id="20" w:name="how-to-use"/>
@@ -97,7 +97,7 @@
         <w:t xml:space="preserve"> </w:t>
       </w:r>
       <w:r>
-        <w:t xml:space="preserve">describe what was done; they do not measure right or wrong, nor do they authorise use of the article.</w:t>
+        <w:t xml:space="preserve">describe what was done; they do not measure right or wrong, nor do they authorise use of the text.</w:t>
       </w:r>
     </w:p>
     <w:p>
@@ -109,7 +109,7 @@
         <w:pStyle w:val="Compact"/>
       </w:pPr>
       <w:r>
-        <w:t xml:space="preserve">Phase 5 requires a second group that was not involved in producing the article. Free opinion without structured comparison is a survey of conceptions, not Reconciling.</w:t>
+        <w:t xml:space="preserve">Phase 5 requires a second group that was not involved in producing the text. Free opinion without structured comparison is a survey of conceptions, not Reconciling.</w:t>
       </w:r>
     </w:p>
     <w:p>
@@ -121,7 +121,7 @@
         <w:pStyle w:val="Compact"/>
       </w:pPr>
       <w:r>
-        <w:t xml:space="preserve">Keep the original generated text (Phase 1) and attach these forms to the final article. Do not record personal or confidential data in the fields.</w:t>
+        <w:t xml:space="preserve">Keep the original generated text (Phase 1) and attach these forms to the final text. Do not record personal or confidential data in the fields.</w:t>
       </w:r>
     </w:p>
     <w:p>
@@ -155,7 +155,7 @@
           <w:bCs/>
           <w:b/>
         </w:rPr>
-        <w:t xml:space="preserve">Title or topic of the article analysed</w:t>
+        <w:t xml:space="preserve">Title or topic of the text analysed</w:t>
       </w:r>
     </w:p>
     <w:p>
@@ -235,7 +235,7 @@
           <w:iCs/>
           <w:i/>
         </w:rPr>
-        <w:t xml:space="preserve">(e.g. submission, coursework, basis for a review, assessment)</w:t>
+        <w:t xml:space="preserve">(e.g. journal submission, coursework, teaching material, report, outreach, assessment)</w:t>
       </w:r>
     </w:p>
     <w:p>
@@ -525,7 +525,7 @@
           <w:iCs/>
           <w:i/>
         </w:rPr>
-        <w:t xml:space="preserve">How was this article produced? Record the conditions of production before assessing it.</w:t>
+        <w:t xml:space="preserve">How was this text produced? Record the conditions of production before assessing it.</w:t>
       </w:r>
     </w:p>
     <w:p>
@@ -533,7 +533,7 @@
         <w:pStyle w:val="BodyText"/>
       </w:pPr>
       <w:r>
-        <w:t xml:space="preserve">Article / record code: ____ Curator: ____ Date: ____</w:t>
+        <w:t xml:space="preserve">Text / record code: ____ Curator: ____ Date: ____</w:t>
       </w:r>
     </w:p>
     <w:bookmarkStart w:id="23" w:name="a.-text-analysed"/>
@@ -557,7 +557,7 @@
         <w:t xml:space="preserve">Type of text</w:t>
       </w:r>
       <w:r>
-        <w:t xml:space="preserve">: ☐ Research article ☐ Review ☐ Abstract ☐ Other ____</w:t>
+        <w:t xml:space="preserve">: ☐ Research article ☐ Literature review ☐ Abstract ☐ Academic assignment (essay, report, thesis) ☐ Teaching or learning material ☐ Outreach or journalistic text ☐ Institutional or professional communication ☐ Creative or literary text ☐ Other ____</w:t>
       </w:r>
     </w:p>
     <w:p>
@@ -842,7 +842,7 @@
           <w:iCs/>
           <w:i/>
         </w:rPr>
-        <w:t xml:space="preserve">Which sources and knowledge can I compare this article with?</w:t>
+        <w:t xml:space="preserve">Which sources and knowledge can I compare this text with?</w:t>
       </w:r>
     </w:p>
     <w:p>
@@ -850,7 +850,7 @@
         <w:pStyle w:val="BodyText"/>
       </w:pPr>
       <w:r>
-        <w:t xml:space="preserve">Article / record code: ____ Curator: ____ Date: ____</w:t>
+        <w:t xml:space="preserve">Text / record code: ____ Curator: ____ Date: ____</w:t>
       </w:r>
     </w:p>
     <w:bookmarkStart w:id="28" w:name="a.-reference-repository"/>
@@ -995,13 +995,13 @@
       </w:tr>
     </w:tbl>
     <w:bookmarkEnd w:id="28"/>
-    <w:bookmarkStart w:id="29" w:name="X3286a9201f1256d58c7009fd30ccf1311196872"/>
+    <w:bookmarkStart w:id="29" w:name="X7f461d1f4b0ccfc2f756cd365a345447a3dd677"/>
     <w:p>
       <w:pPr>
         <w:pStyle w:val="Heading3"/>
       </w:pPr>
       <w:r>
-        <w:t xml:space="preserve">B. Checking claims and references in the article</w:t>
+        <w:t xml:space="preserve">B. Checking claims and references in the text</w:t>
       </w:r>
     </w:p>
     <w:tbl>
@@ -1284,37 +1284,37 @@
       </w:r>
     </w:p>
     <w:bookmarkEnd w:id="29"/>
-    <w:bookmarkStart w:id="30" w:name="c.-comparison-with-the-field"/>
+    <w:bookmarkStart w:id="30" w:name="X6e90c28a3c588d57465542082ac710b33bb3978"/>
     <w:p>
       <w:pPr>
         <w:pStyle w:val="Heading3"/>
       </w:pPr>
       <w:r>
-        <w:t xml:space="preserve">C. Comparison with the field</w:t>
-      </w:r>
-    </w:p>
-    <w:p>
-      <w:pPr>
-        <w:pStyle w:val="FirstParagraph"/>
-      </w:pPr>
-      <w:r>
-        <w:rPr>
-          <w:bCs/>
-          <w:b/>
-        </w:rPr>
-        <w:t xml:space="preserve">What the article presents that converges with the literature</w:t>
-      </w:r>
-    </w:p>
-    <w:p>
-      <w:pPr>
-        <w:pStyle w:val="FirstParagraph"/>
-      </w:pPr>
-      <w:r>
-        <w:rPr>
-          <w:bCs/>
-          <w:b/>
-        </w:rPr>
-        <w:t xml:space="preserve">What seems absent (authors, languages, regions, theoretical perspectives)</w:t>
+        <w:t xml:space="preserve">C. Comparison with knowledge in the field</w:t>
+      </w:r>
+    </w:p>
+    <w:p>
+      <w:pPr>
+        <w:pStyle w:val="FirstParagraph"/>
+      </w:pPr>
+      <w:r>
+        <w:rPr>
+          <w:bCs/>
+          <w:b/>
+        </w:rPr>
+        <w:t xml:space="preserve">What the text presents that is consistent with sources and knowledge in the field</w:t>
+      </w:r>
+    </w:p>
+    <w:p>
+      <w:pPr>
+        <w:pStyle w:val="FirstParagraph"/>
+      </w:pPr>
+      <w:r>
+        <w:rPr>
+          <w:bCs/>
+          <w:b/>
+        </w:rPr>
+        <w:t xml:space="preserve">What seems absent (authors, sources, languages, regions, perspectives)</w:t>
       </w:r>
     </w:p>
     <w:bookmarkEnd w:id="30"/>
@@ -1391,7 +1391,7 @@
           <w:iCs/>
           <w:i/>
         </w:rPr>
-        <w:t xml:space="preserve">What do I observe and how do I respond? Compare the article with variations of the prompt.</w:t>
+        <w:t xml:space="preserve">What do I observe and how do I respond? Compare the text with variations of the prompt.</w:t>
       </w:r>
     </w:p>
     <w:p>
@@ -1399,7 +1399,7 @@
         <w:pStyle w:val="BodyText"/>
       </w:pPr>
       <w:r>
-        <w:t xml:space="preserve">Article / record code: ____ Curator: ____ Date: ____</w:t>
+        <w:t xml:space="preserve">Text / record code: ____ Curator: ____ Date: ____</w:t>
       </w:r>
     </w:p>
     <w:bookmarkStart w:id="33" w:name="a.-personal-response"/>
@@ -1931,7 +1931,7 @@
               <w:jc w:val="left"/>
             </w:pPr>
             <w:r>
-              <w:t xml:space="preserve">Oversimplification or misrepresentation of theories and authors</w:t>
+              <w:t xml:space="preserve">Oversimplification or misrepresentation of ideas, theories, sources or authors</w:t>
             </w:r>
           </w:p>
         </w:tc>
@@ -2059,7 +2059,7 @@
         <w:pStyle w:val="BodyText"/>
       </w:pPr>
       <w:r>
-        <w:t xml:space="preserve">Article / record code: ____ Curator: ____ Date: ____</w:t>
+        <w:t xml:space="preserve">Text / record code: ____ Curator: ____ Date: ____</w:t>
       </w:r>
     </w:p>
     <w:bookmarkStart w:id="38" w:name="a.-observed-interpreted-uncertain"/>
@@ -2230,25 +2230,25 @@
       </w:tr>
     </w:tbl>
     <w:bookmarkEnd w:id="38"/>
-    <w:bookmarkStart w:id="39" w:name="X59afd19924bd48fa9c93721c10b02375ad6e196"/>
+    <w:bookmarkStart w:id="39" w:name="b.-assessment-of-the-quality-of-the-text"/>
     <w:p>
       <w:pPr>
         <w:pStyle w:val="Heading3"/>
       </w:pPr>
       <w:r>
-        <w:t xml:space="preserve">B. Assessment of the article as a scientific text</w:t>
-      </w:r>
-    </w:p>
-    <w:p>
-      <w:pPr>
-        <w:pStyle w:val="FirstParagraph"/>
-      </w:pPr>
-      <w:r>
-        <w:rPr>
-          <w:bCs/>
-          <w:b/>
-        </w:rPr>
-        <w:t xml:space="preserve">Coherence: question, aims, method, results and conclusion</w:t>
+        <w:t xml:space="preserve">B. Assessment of the quality of the text</w:t>
+      </w:r>
+    </w:p>
+    <w:p>
+      <w:pPr>
+        <w:pStyle w:val="FirstParagraph"/>
+      </w:pPr>
+      <w:r>
+        <w:rPr>
+          <w:bCs/>
+          <w:b/>
+        </w:rPr>
+        <w:t xml:space="preserve">Coherence: purpose, structure, development and conclusions (in a scientific text: question, aims, method, results and conclusion)</w:t>
       </w:r>
       <w:r>
         <w:t xml:space="preserve">: ☐ Adequate ☐ Partial ☐ Inadequate</w:t>
@@ -2263,7 +2263,7 @@
           <w:bCs/>
           <w:b/>
         </w:rPr>
-        <w:t xml:space="preserve">Theoretical and empirical support for claims</w:t>
+        <w:t xml:space="preserve">Support for claims (sources, data, reasoning)</w:t>
       </w:r>
       <w:r>
         <w:t xml:space="preserve">: ☐ Adequate ☐ Partial ☐ Inadequate</w:t>
@@ -2278,7 +2278,7 @@
           <w:bCs/>
           <w:b/>
         </w:rPr>
-        <w:t xml:space="preserve">Limitations and uncertainties stated by the text</w:t>
+        <w:t xml:space="preserve">Limitations and uncertainties stated by the text, where the genre requires it</w:t>
       </w:r>
       <w:r>
         <w:t xml:space="preserve">: ☐ Yes ☐ Partly ☐ No</w:t>
@@ -2340,13 +2340,13 @@
       </w:r>
     </w:p>
     <w:bookmarkEnd w:id="40"/>
-    <w:bookmarkStart w:id="41" w:name="X44698373d76955838691a0effb1ed86ebc8f8d1"/>
+    <w:bookmarkStart w:id="41" w:name="Xfbf0ad7736d0fbde535fd00b9009d78ff2961d4"/>
     <w:p>
       <w:pPr>
         <w:pStyle w:val="Heading3"/>
       </w:pPr>
       <w:r>
-        <w:t xml:space="preserve">D. Curatorial text (required if the article is shared beyond its creators)</w:t>
+        <w:t xml:space="preserve">D. Curatorial text (required if the text is shared beyond its creators)</w:t>
       </w:r>
     </w:p>
     <w:p>
@@ -2391,7 +2391,7 @@
           <w:iCs/>
           <w:i/>
         </w:rPr>
-        <w:t xml:space="preserve">What do others say? A second group, independent of the production, reviews the article and Phases 1 to 4.</w:t>
+        <w:t xml:space="preserve">What do others say? A second group, independent of the production, reviews the text and Phases 1 to 4.</w:t>
       </w:r>
     </w:p>
     <w:p>
@@ -2399,7 +2399,7 @@
         <w:pStyle w:val="BodyText"/>
       </w:pPr>
       <w:r>
-        <w:t xml:space="preserve">Article / record code: ____ Curator: ____ Date: ____</w:t>
+        <w:t xml:space="preserve">Text / record code: ____ Curator: ____ Date: ____</w:t>
       </w:r>
     </w:p>
     <w:bookmarkStart w:id="43" w:name="a.-second-reviewing-group"/>
@@ -2607,7 +2607,7 @@
         <w:t xml:space="preserve">What the group reviewed</w:t>
       </w:r>
       <w:r>
-        <w:t xml:space="preserve">: ☐ Article ☐ Record (P1) ☐ Repository (P2) ☐ Audit (P3) ☐ Contextualisation (P4)</w:t>
+        <w:t xml:space="preserve">: ☐ Text ☐ Record (P1) ☐ Repository (P2) ☐ Audit (P3) ☐ Contextualisation (P4)</w:t>
       </w:r>
     </w:p>
     <w:bookmarkEnd w:id="43"/>
@@ -2865,7 +2865,7 @@
         <w:pStyle w:val="BlockText"/>
       </w:pPr>
       <w:r>
-        <w:t xml:space="preserve">If students or the curator only express free opinions, without comparing the article with an independent second group, this is not Reconciling: it is brainstorming or a survey of conceptions, and should be recorded as such.</w:t>
+        <w:t xml:space="preserve">If students or the curator only express free opinions, without comparing the text with an independent second group, this is not Reconciling: it is brainstorming or a survey of conceptions, and should be recorded as such.</w:t>
       </w:r>
     </w:p>
     <w:bookmarkEnd w:id="46"/>
@@ -2896,7 +2896,7 @@
         <w:pStyle w:val="BodyText"/>
       </w:pPr>
       <w:r>
-        <w:t xml:space="preserve">Article / record code: ____ Curator: ____ Date: ____</w:t>
+        <w:t xml:space="preserve">Text / record code: ____ Curator: ____ Date: ____</w:t>
       </w:r>
     </w:p>
     <w:bookmarkStart w:id="48" w:name="a.-decision"/>
@@ -2917,7 +2917,7 @@
           <w:bCs/>
           <w:b/>
         </w:rPr>
-        <w:t xml:space="preserve">Decision about the article</w:t>
+        <w:t xml:space="preserve">Decision about the text</w:t>
       </w:r>
       <w:r>
         <w:t xml:space="preserve">: ☐ Use ☐ Use with contextualisation ☐ Adapt ☐ Do not use</w:t>
@@ -2989,7 +2989,7 @@
         <w:t xml:space="preserve">Conditions met</w:t>
       </w:r>
       <w:r>
-        <w:t xml:space="preserve">: ☐ All references checked at source (they exist and say what the text claims) ☐ Factual claims and data checked ☐ Voice and authorship ensured (text rewritten and owned by the signatories) ☐ Copyright, privacy and consents addressed ☐ Full final review of the manuscript</w:t>
+        <w:t xml:space="preserve">: ☐ References and sources checked at source, where present (they exist and say what the text claims) ☐ Factual claims and data checked ☐ Voice and authorship ensured (text rewritten and owned by the signatories) ☐ Copyright, privacy and consents addressed ☐ Full final review of the text</w:t>
       </w:r>
     </w:p>
     <w:p>
@@ -3011,7 +3011,7 @@
           <w:iCs/>
           <w:i/>
         </w:rPr>
-        <w:t xml:space="preserve">(parts of the text, figures, references)</w:t>
+        <w:t xml:space="preserve">(parts of the text, figures, data, references)</w:t>
       </w:r>
     </w:p>
     <w:bookmarkEnd w:id="49"/>
